--- a/.cursor/source-of-truth/🚀 THE FAIRBANKS HANDBOOK_v1_0_0.docx
+++ b/.cursor/source-of-truth/🚀 THE FAIRBANKS HANDBOOK_v1_0_0.docx
@@ -31,7 +31,7 @@
           <w:color w:val="222222"/>
           <w:sz w:val="18"/>
         </w:rPr>
-        <w:t>Document control: Handbook Version 1.0.0 — derived from Blueprint Master Freeze v1.0.1 (.cursor/source-of-truth). Operational companion; not a rewrite of the Blueprint.</w:t>
+        <w:t>Document control: Handbook Version 1.0.0 — MASTER FREEZE (three editorial refinements applied; compact operational companion to Blueprint v1.0.1).</w:t>
       </w:r>
     </w:p>
     <w:p>
@@ -1622,7 +1622,7 @@
           <w:color w:val="222222"/>
           <w:sz w:val="22"/>
         </w:rPr>
-        <w:t>Keep 2030–2031 as a two-year Leadership stage. Do not compress it to force a five-year label.</w:t>
+        <w:t>The Leadership stage spans 2030–2031, reflecting the time required to consolidate institutional influence, partnerships, and leadership capacity.</w:t>
       </w:r>
     </w:p>
     <w:p>
@@ -3524,7 +3524,7 @@
           <w:color w:val="1A3A5C"/>
           <w:sz w:val="32"/>
         </w:rPr>
-        <w:t>9. Language locks (do not drift)</w:t>
+        <w:t>9. Institutional Language &amp; Terminology</w:t>
       </w:r>
     </w:p>
     <w:p>
@@ -3685,7 +3685,7 @@
           <w:color w:val="222222"/>
           <w:sz w:val="22"/>
         </w:rPr>
-        <w:t>Trusted integrated healthcare services</w:t>
+        <w:t>Trusted for integrated healthcare services</w:t>
       </w:r>
     </w:p>
     <w:p>
@@ -3701,7 +3701,7 @@
           <w:color w:val="222222"/>
           <w:sz w:val="22"/>
         </w:rPr>
-        <w:t>Excellence in community health and preventive care</w:t>
+        <w:t>Recognised for excellence in community health and preventive care</w:t>
       </w:r>
     </w:p>
     <w:p>
@@ -3717,7 +3717,7 @@
           <w:color w:val="222222"/>
           <w:sz w:val="22"/>
         </w:rPr>
-        <w:t>Leadership in digital health and community health intelligence</w:t>
+        <w:t>Recognised as a leader in digital health and community health intelligence</w:t>
       </w:r>
     </w:p>
     <w:p>
@@ -3733,7 +3733,7 @@
           <w:color w:val="222222"/>
           <w:sz w:val="22"/>
         </w:rPr>
-        <w:t>Respected research and innovation partnership</w:t>
+        <w:t>Recognised as a respected research and innovation partner</w:t>
       </w:r>
     </w:p>
     <w:p>
@@ -3749,7 +3749,7 @@
           <w:color w:val="222222"/>
           <w:sz w:val="22"/>
         </w:rPr>
-        <w:t>Preferred partnership with government, universities, insurers, and development agencies</w:t>
+        <w:t>Recognised as a preferred partner for government, universities, insurers, and development agencies</w:t>
       </w:r>
     </w:p>
     <w:p>
@@ -3765,7 +3765,7 @@
           <w:color w:val="222222"/>
           <w:sz w:val="22"/>
         </w:rPr>
-        <w:t>Financial sustainability with measurable social impact</w:t>
+        <w:t>Financially sustainable, with measurable social impact</w:t>
       </w:r>
     </w:p>
     <w:p>

--- a/.cursor/source-of-truth/🚀 THE FAIRBANKS HANDBOOK_v1_0_0.docx
+++ b/.cursor/source-of-truth/🚀 THE FAIRBANKS HANDBOOK_v1_0_0.docx
@@ -20,7 +20,7 @@
     </w:p>
     <w:p>
       <w:pPr>
-        <w:spacing w:after="280" w:before="0" w:line="276" w:lineRule="auto"/>
+        <w:spacing w:after="100" w:before="0" w:line="276" w:lineRule="auto"/>
         <w:jc w:val="center"/>
       </w:pPr>
       <w:r>
@@ -100,7 +100,7 @@
     </w:p>
     <w:p>
       <w:pPr>
-        <w:spacing w:after="200" w:before="0" w:line="276" w:lineRule="auto"/>
+        <w:spacing w:after="100" w:before="0" w:line="276" w:lineRule="auto"/>
         <w:jc w:val="center"/>
       </w:pPr>
       <w:r>
@@ -116,7 +116,7 @@
     </w:p>
     <w:p>
       <w:pPr>
-        <w:spacing w:after="320" w:before="0" w:line="276" w:lineRule="auto"/>
+        <w:spacing w:after="100" w:before="0" w:line="276" w:lineRule="auto"/>
         <w:jc w:val="center"/>
       </w:pPr>
       <w:r>
@@ -419,7 +419,7 @@
     </w:p>
     <w:p>
       <w:pPr>
-        <w:pageBreakBefore/>
+        <w:pageBreakBefore w:val="0"/>
         <w:spacing w:after="160"/>
         <w:jc w:val="center"/>
       </w:pPr>
@@ -844,7 +844,7 @@
     <w:p/>
     <w:p>
       <w:pPr>
-        <w:pageBreakBefore/>
+        <w:pageBreakBefore w:val="0"/>
         <w:spacing w:after="160"/>
         <w:jc w:val="center"/>
       </w:pPr>
@@ -1226,7 +1226,7 @@
     </w:p>
     <w:p>
       <w:pPr>
-        <w:pageBreakBefore/>
+        <w:pageBreakBefore w:val="0"/>
         <w:spacing w:after="160"/>
         <w:jc w:val="center"/>
       </w:pPr>
@@ -1243,7 +1243,7 @@
     </w:p>
     <w:p>
       <w:pPr>
-        <w:spacing w:after="200" w:before="80" w:line="276" w:lineRule="auto"/>
+        <w:spacing w:after="100" w:before="80" w:line="276" w:lineRule="auto"/>
         <w:jc w:val="center"/>
       </w:pPr>
       <w:r>
@@ -1849,7 +1849,7 @@
     </w:p>
     <w:p>
       <w:pPr>
-        <w:pageBreakBefore/>
+        <w:pageBreakBefore w:val="0"/>
         <w:spacing w:after="160"/>
         <w:jc w:val="center"/>
       </w:pPr>
@@ -2389,7 +2389,7 @@
     </w:p>
     <w:p>
       <w:pPr>
-        <w:pageBreakBefore/>
+        <w:pageBreakBefore w:val="0"/>
         <w:spacing w:after="160"/>
         <w:jc w:val="center"/>
       </w:pPr>
@@ -3066,7 +3066,7 @@
     <w:p/>
     <w:p>
       <w:pPr>
-        <w:pageBreakBefore/>
+        <w:pageBreakBefore w:val="0"/>
         <w:spacing w:after="160"/>
         <w:jc w:val="center"/>
       </w:pPr>
@@ -3383,7 +3383,7 @@
     </w:p>
     <w:p>
       <w:pPr>
-        <w:pageBreakBefore/>
+        <w:pageBreakBefore w:val="0"/>
         <w:spacing w:after="160"/>
         <w:jc w:val="center"/>
       </w:pPr>
@@ -3512,7 +3512,7 @@
     </w:p>
     <w:p>
       <w:pPr>
-        <w:pageBreakBefore/>
+        <w:pageBreakBefore w:val="0"/>
         <w:spacing w:after="160"/>
         <w:jc w:val="center"/>
       </w:pPr>
@@ -3625,7 +3625,7 @@
     </w:p>
     <w:p>
       <w:pPr>
-        <w:pageBreakBefore/>
+        <w:pageBreakBefore w:val="0"/>
         <w:spacing w:after="160"/>
         <w:jc w:val="center"/>
       </w:pPr>
@@ -3786,7 +3786,7 @@
     </w:p>
     <w:p>
       <w:pPr>
-        <w:pageBreakBefore/>
+        <w:pageBreakBefore w:val="0"/>
         <w:spacing w:after="160"/>
         <w:jc w:val="center"/>
       </w:pPr>
@@ -3915,7 +3915,7 @@
     </w:p>
     <w:sectPr>
       <w:pgSz w:w="12240" w:h="15840"/>
-      <w:pgMar w:top="1296" w:right="1440" w:bottom="1296" w:left="1440" w:header="720" w:footer="720" w:gutter="0"/>
+      <w:pgMar w:top="1080" w:right="1440" w:bottom="1080" w:left="1440" w:header="720" w:footer="720" w:gutter="0"/>
       <w:cols w:space="720"/>
       <w:docGrid w:linePitch="360"/>
     </w:sectPr>
